--- a/support/resources/palyazati-adatlap/palyazati-adatlap.docx
+++ b/support/resources/palyazati-adatlap/palyazati-adatlap.docx
@@ -188,7 +188,7 @@
           <w:bCs w:val="1"/>
           <w:rtl w:val="0"/>
         </w:rPr>
-        <w:t xml:space="preserve">Soroljátok fel, hogy a milyen erőforrásokra (humán illetve anyagi) van szükség a projekt megvalósításához. (pl.: szakértők, szponzorok, szervezetek). A bevont személyek/szervezetek pontosan milyen feladatot kapnak a projektben? </w:t>
+        <w:t xml:space="preserve">Soroljátok fel, hogy milyen erőforrásokra (humán illetve anyagi) van szükség a projekt megvalósításához. (pl.: szakértők, szponzorok, szervezetek). A bevont személyek/szervezetek pontosan milyen feladatot kapnak a projektben? </w:t>
       </w:r>
       <w:r>
         <w:rPr>
